--- a/docs/explanations.docx
+++ b/docs/explanations.docx
@@ -1,35 +1,7 @@
 
 <file path=word/document.xml><?xml version="1.0" encoding="utf-8"?>
-<w:document xmlns:wpc="http://schemas.microsoft.com/office/word/2010/wordprocessingCanvas" xmlns:cx="http://schemas.microsoft.com/office/drawing/2014/chartex" xmlns:cx1="http://schemas.microsoft.com/office/drawing/2015/9/8/chartex" xmlns:cx2="http://schemas.microsoft.com/office/drawing/2015/10/21/chartex" xmlns:cx3="http://schemas.microsoft.com/office/drawing/2016/5/9/chartex" xmlns:cx4="http://schemas.microsoft.com/office/drawing/2016/5/10/chartex" xmlns:cx5="http://schemas.microsoft.com/office/drawing/2016/5/11/chartex" xmlns:cx6="http://schemas.microsoft.com/office/drawing/2016/5/12/chartex" xmlns:cx7="http://schemas.microsoft.com/office/drawing/2016/5/13/chartex" xmlns:cx8="http://schemas.microsoft.com/office/drawing/2016/5/14/chartex" xmlns:mc="http://schemas.openxmlformats.org/markup-compatibility/2006" xmlns:aink="http://schemas.microsoft.com/office/drawing/2016/ink" xmlns:am3d="http://schemas.microsoft.com/office/drawing/2017/model3d" xmlns:o="urn:schemas-microsoft-com:office:office" xmlns:oel="http://schemas.microsoft.com/office/2019/extlst" xmlns:r="http://schemas.openxmlformats.org/officeDocument/2006/relationships" xmlns:m="http://schemas.openxmlformats.org/officeDocument/2006/math" xmlns:v="urn:schemas-microsoft-com:vml" xmlns:wp14="http://schemas.microsoft.com/office/word/2010/wordprocessingDrawing" xmlns:wp="http://schemas.openxmlformats.org/drawingml/2006/wordprocessingDrawing" xmlns:w10="urn:schemas-microsoft-com:office:word" xmlns:w="http://schemas.openxmlformats.org/wordprocessingml/2006/main" xmlns:w14="http://schemas.microsoft.com/office/word/2010/wordml" xmlns:w15="http://schemas.microsoft.com/office/word/2012/wordml" xmlns:w16cex="http://schemas.microsoft.com/office/word/2018/wordml/cex" xmlns:w16cid="http://schemas.microsoft.com/office/word/2016/wordml/cid" xmlns:w16="http://schemas.microsoft.com/office/word/2018/wordml" xmlns:w16du="http://schemas.microsoft.com/office/word/2023/wordml/word16du" xmlns:w16sdtdh="http://schemas.microsoft.com/office/word/2020/wordml/sdtdatahash" xmlns:w16sdtfl="http://schemas.microsoft.com/office/word/2024/wordml/sdtformatlock" xmlns:w16se="http://schemas.microsoft.com/office/word/2015/wordml/symex" xmlns:wpg="http://schemas.microsoft.com/office/word/2010/wordprocessingGroup" xmlns:wpi="http://schemas.microsoft.com/office/word/2010/wordprocessingInk" xmlns:wne="http://schemas.microsoft.com/office/word/2006/wordml" xmlns:wps="http://schemas.microsoft.com/office/word/2010/wordprocessingShape" mc:Ignorable="w14 w15 w16se w16cid w16 w16cex w16sdtdh w16sdtfl w16du wp14">
+<w:document xmlns:wpc="http://schemas.microsoft.com/office/word/2010/wordprocessingCanvas" xmlns:cx="http://schemas.microsoft.com/office/drawing/2014/chartex" xmlns:cx1="http://schemas.microsoft.com/office/drawing/2015/9/8/chartex" xmlns:cx2="http://schemas.microsoft.com/office/drawing/2015/10/21/chartex" xmlns:cx3="http://schemas.microsoft.com/office/drawing/2016/5/9/chartex" xmlns:cx4="http://schemas.microsoft.com/office/drawing/2016/5/10/chartex" xmlns:cx5="http://schemas.microsoft.com/office/drawing/2016/5/11/chartex" xmlns:cx6="http://schemas.microsoft.com/office/drawing/2016/5/12/chartex" xmlns:cx7="http://schemas.microsoft.com/office/drawing/2016/5/13/chartex" xmlns:cx8="http://schemas.microsoft.com/office/drawing/2016/5/14/chartex" xmlns:mc="http://schemas.openxmlformats.org/markup-compatibility/2006" xmlns:aink="http://schemas.microsoft.com/office/drawing/2016/ink" xmlns:am3d="http://schemas.microsoft.com/office/drawing/2017/model3d" xmlns:o="urn:schemas-microsoft-com:office:office" xmlns:r="http://schemas.openxmlformats.org/officeDocument/2006/relationships" xmlns:m="http://schemas.openxmlformats.org/officeDocument/2006/math" xmlns:v="urn:schemas-microsoft-com:vml" xmlns:wp14="http://schemas.microsoft.com/office/word/2010/wordprocessingDrawing" xmlns:wp="http://schemas.openxmlformats.org/drawingml/2006/wordprocessingDrawing" xmlns:w10="urn:schemas-microsoft-com:office:word" xmlns:w="http://schemas.openxmlformats.org/wordprocessingml/2006/main" xmlns:w14="http://schemas.microsoft.com/office/word/2010/wordml" xmlns:w15="http://schemas.microsoft.com/office/word/2012/wordml" xmlns:w16cex="http://schemas.microsoft.com/office/word/2018/wordml/cex" xmlns:w16cid="http://schemas.microsoft.com/office/word/2016/wordml/cid" xmlns:w16="http://schemas.microsoft.com/office/word/2018/wordml" xmlns:w16sdtdh="http://schemas.microsoft.com/office/word/2020/wordml/sdtdatahash" xmlns:w16se="http://schemas.microsoft.com/office/word/2015/wordml/symex" xmlns:wpg="http://schemas.microsoft.com/office/word/2010/wordprocessingGroup" xmlns:wpi="http://schemas.microsoft.com/office/word/2010/wordprocessingInk" xmlns:wne="http://schemas.microsoft.com/office/word/2006/wordml" xmlns:wps="http://schemas.microsoft.com/office/word/2010/wordprocessingShape" mc:Ignorable="w14 w15 w16se w16cid w16 w16cex w16sdtdh wp14">
   <w:body>
-    <w:p>
-      <w:pPr>
-        <w:bidi/>
-        <w:spacing w:before="100" w:beforeAutospacing="1" w:after="100" w:afterAutospacing="1" w:line="240" w:lineRule="auto"/>
-        <w:rPr>
-          <w:rFonts w:ascii="Times New Roman" w:eastAsia="Times New Roman" w:hAnsi="Times New Roman" w:cs="B Nazanin"/>
-          <w:kern w:val="0"/>
-          <w14:ligatures w14:val="none"/>
-        </w:rPr>
-      </w:pPr>
-      <w:r>
-        <w:rPr>
-          <w:rFonts w:ascii="Times New Roman" w:eastAsia="Times New Roman" w:hAnsi="Times New Roman" w:cs="B Nazanin"/>
-          <w:kern w:val="0"/>
-          <w:rtl/>
-          <w14:ligatures w14:val="none"/>
-        </w:rPr>
-        <w:t>برای بررسی فرمول‌ها و ارزیابی آن‌ها با خروجی نرم‌افزاری شما، ابتدا باید فایل‌های آپلودی شما را بررسی کنم. اجازه بدهید ابتدا محتوای فایل‌های آپلودی را باز کرده و سپس تحلیل خود را ارائه دهم</w:t>
-      </w:r>
-      <w:r>
-        <w:rPr>
-          <w:rFonts w:ascii="Times New Roman" w:eastAsia="Times New Roman" w:hAnsi="Times New Roman" w:cs="B Nazanin"/>
-          <w:kern w:val="0"/>
-          <w14:ligatures w14:val="none"/>
-        </w:rPr>
-        <w:t>.</w:t>
-      </w:r>
-    </w:p>
     <w:p>
       <w:pPr>
         <w:bidi/>
@@ -1102,7 +1074,6 @@
           <w:rtl/>
           <w14:ligatures w14:val="none"/>
         </w:rPr>
-        <w:lastRenderedPageBreak/>
         <w:t>این فرمول به‌خوبی نرخ تردید را اندازه‌گیری می‌کند. به‌عنوان یک پیشنهاد، برای تجزیه‌وتحلیل دقیق‌تر می‌توانید این شاخص را بر اساس نوع نود (مثلاً آموزش، ارزیابی، تصمیم‌گیری) تقسیم‌بندی کنید</w:t>
       </w:r>
       <w:r>
@@ -1210,6 +1181,7 @@
           <w:rtl/>
           <w14:ligatures w14:val="none"/>
         </w:rPr>
+        <w:lastRenderedPageBreak/>
         <w:t>فرمول</w:t>
       </w:r>
       <w:r>
@@ -1841,7 +1813,7 @@
           <w14:ligatures w14:val="none"/>
         </w:rPr>
         <w:pict w14:anchorId="4F052248">
-          <v:rect id="_x0000_i1037" style="width:0;height:1.5pt" o:hralign="center" o:hrstd="t" o:hr="t" fillcolor="#a0a0a0" stroked="f"/>
+          <v:rect id="_x0000_i1025" style="width:0;height:1.5pt" o:hralign="center" o:hrstd="t" o:hr="t" fillcolor="#a0a0a0" stroked="f"/>
         </w:pict>
       </w:r>
     </w:p>
@@ -1960,7 +1932,6 @@
           <w:rtl/>
           <w14:ligatures w14:val="none"/>
         </w:rPr>
-        <w:lastRenderedPageBreak/>
         <w:t>تعریف سطوح پیچیدگی برای نودها</w:t>
       </w:r>
       <w:r>
@@ -2057,6 +2028,7 @@
           <w:rtl/>
           <w14:ligatures w14:val="none"/>
         </w:rPr>
+        <w:lastRenderedPageBreak/>
         <w:t>به‌طور کلی، فرمول‌ها صحیح و منطقی به نظر می‌رسند، و فقط با افزودن برخی متغیرهای اضافی و تحلیل‌های دقیق‌تر، می‌توانید عملکرد کاربر را بهتر درک کرده و بهبود دهید</w:t>
       </w:r>
       <w:r>
@@ -3917,7 +3889,7 @@
           <w14:ligatures w14:val="none"/>
         </w:rPr>
         <w:pict w14:anchorId="1FFA2A7F">
-          <v:rect id="_x0000_i1049" style="width:0;height:1.5pt" o:hralign="center" o:hrstd="t" o:hr="t" fillcolor="#a0a0a0" stroked="f"/>
+          <v:rect id="_x0000_i1026" style="width:0;height:1.5pt" o:hralign="center" o:hrstd="t" o:hr="t" fillcolor="#a0a0a0" stroked="f"/>
         </w:pict>
       </w:r>
     </w:p>
@@ -4225,7 +4197,7 @@
 </file>
 
 <file path=word/numbering.xml><?xml version="1.0" encoding="utf-8"?>
-<w:numbering xmlns:wpc="http://schemas.microsoft.com/office/word/2010/wordprocessingCanvas" xmlns:cx="http://schemas.microsoft.com/office/drawing/2014/chartex" xmlns:cx1="http://schemas.microsoft.com/office/drawing/2015/9/8/chartex" xmlns:cx2="http://schemas.microsoft.com/office/drawing/2015/10/21/chartex" xmlns:cx3="http://schemas.microsoft.com/office/drawing/2016/5/9/chartex" xmlns:cx4="http://schemas.microsoft.com/office/drawing/2016/5/10/chartex" xmlns:cx5="http://schemas.microsoft.com/office/drawing/2016/5/11/chartex" xmlns:cx6="http://schemas.microsoft.com/office/drawing/2016/5/12/chartex" xmlns:cx7="http://schemas.microsoft.com/office/drawing/2016/5/13/chartex" xmlns:cx8="http://schemas.microsoft.com/office/drawing/2016/5/14/chartex" xmlns:mc="http://schemas.openxmlformats.org/markup-compatibility/2006" xmlns:aink="http://schemas.microsoft.com/office/drawing/2016/ink" xmlns:am3d="http://schemas.microsoft.com/office/drawing/2017/model3d" xmlns:o="urn:schemas-microsoft-com:office:office" xmlns:oel="http://schemas.microsoft.com/office/2019/extlst" xmlns:r="http://schemas.openxmlformats.org/officeDocument/2006/relationships" xmlns:m="http://schemas.openxmlformats.org/officeDocument/2006/math" xmlns:v="urn:schemas-microsoft-com:vml" xmlns:wp14="http://schemas.microsoft.com/office/word/2010/wordprocessingDrawing" xmlns:wp="http://schemas.openxmlformats.org/drawingml/2006/wordprocessingDrawing" xmlns:w10="urn:schemas-microsoft-com:office:word" xmlns:w="http://schemas.openxmlformats.org/wordprocessingml/2006/main" xmlns:w14="http://schemas.microsoft.com/office/word/2010/wordml" xmlns:w15="http://schemas.microsoft.com/office/word/2012/wordml" xmlns:w16cex="http://schemas.microsoft.com/office/word/2018/wordml/cex" xmlns:w16cid="http://schemas.microsoft.com/office/word/2016/wordml/cid" xmlns:w16="http://schemas.microsoft.com/office/word/2018/wordml" xmlns:w16du="http://schemas.microsoft.com/office/word/2023/wordml/word16du" xmlns:w16sdtdh="http://schemas.microsoft.com/office/word/2020/wordml/sdtdatahash" xmlns:w16sdtfl="http://schemas.microsoft.com/office/word/2024/wordml/sdtformatlock" xmlns:w16se="http://schemas.microsoft.com/office/word/2015/wordml/symex" xmlns:wpg="http://schemas.microsoft.com/office/word/2010/wordprocessingGroup" xmlns:wpi="http://schemas.microsoft.com/office/word/2010/wordprocessingInk" xmlns:wne="http://schemas.microsoft.com/office/word/2006/wordml" xmlns:wps="http://schemas.microsoft.com/office/word/2010/wordprocessingShape" mc:Ignorable="w14 w15 w16se w16cid w16 w16cex w16sdtdh w16sdtfl w16du wp14">
+<w:numbering xmlns:wpc="http://schemas.microsoft.com/office/word/2010/wordprocessingCanvas" xmlns:cx="http://schemas.microsoft.com/office/drawing/2014/chartex" xmlns:cx1="http://schemas.microsoft.com/office/drawing/2015/9/8/chartex" xmlns:cx2="http://schemas.microsoft.com/office/drawing/2015/10/21/chartex" xmlns:cx3="http://schemas.microsoft.com/office/drawing/2016/5/9/chartex" xmlns:cx4="http://schemas.microsoft.com/office/drawing/2016/5/10/chartex" xmlns:cx5="http://schemas.microsoft.com/office/drawing/2016/5/11/chartex" xmlns:cx6="http://schemas.microsoft.com/office/drawing/2016/5/12/chartex" xmlns:cx7="http://schemas.microsoft.com/office/drawing/2016/5/13/chartex" xmlns:cx8="http://schemas.microsoft.com/office/drawing/2016/5/14/chartex" xmlns:mc="http://schemas.openxmlformats.org/markup-compatibility/2006" xmlns:aink="http://schemas.microsoft.com/office/drawing/2016/ink" xmlns:am3d="http://schemas.microsoft.com/office/drawing/2017/model3d" xmlns:o="urn:schemas-microsoft-com:office:office" xmlns:r="http://schemas.openxmlformats.org/officeDocument/2006/relationships" xmlns:m="http://schemas.openxmlformats.org/officeDocument/2006/math" xmlns:v="urn:schemas-microsoft-com:vml" xmlns:wp14="http://schemas.microsoft.com/office/word/2010/wordprocessingDrawing" xmlns:wp="http://schemas.openxmlformats.org/drawingml/2006/wordprocessingDrawing" xmlns:w10="urn:schemas-microsoft-com:office:word" xmlns:w="http://schemas.openxmlformats.org/wordprocessingml/2006/main" xmlns:w14="http://schemas.microsoft.com/office/word/2010/wordml" xmlns:w15="http://schemas.microsoft.com/office/word/2012/wordml" xmlns:w16cex="http://schemas.microsoft.com/office/word/2018/wordml/cex" xmlns:w16cid="http://schemas.microsoft.com/office/word/2016/wordml/cid" xmlns:w16="http://schemas.microsoft.com/office/word/2018/wordml" xmlns:w16sdtdh="http://schemas.microsoft.com/office/word/2020/wordml/sdtdatahash" xmlns:w16se="http://schemas.microsoft.com/office/word/2015/wordml/symex" xmlns:wpg="http://schemas.microsoft.com/office/word/2010/wordprocessingGroup" xmlns:wpi="http://schemas.microsoft.com/office/word/2010/wordprocessingInk" xmlns:wne="http://schemas.microsoft.com/office/word/2006/wordml" xmlns:wps="http://schemas.microsoft.com/office/word/2010/wordprocessingShape" mc:Ignorable="w14 w15 w16se w16cid w16 w16cex w16sdtdh wp14">
   <w:abstractNum w:abstractNumId="0" w15:restartNumberingAfterBreak="0">
     <w:nsid w:val="29EE38FA"/>
     <w:multiLevelType w:val="multilevel"/>
@@ -6353,56 +6325,56 @@
       </w:rPr>
     </w:lvl>
   </w:abstractNum>
-  <w:num w:numId="1" w16cid:durableId="1052968352">
+  <w:num w:numId="1">
     <w:abstractNumId w:val="9"/>
   </w:num>
-  <w:num w:numId="2" w16cid:durableId="225117963">
+  <w:num w:numId="2">
     <w:abstractNumId w:val="14"/>
   </w:num>
-  <w:num w:numId="3" w16cid:durableId="2074501354">
+  <w:num w:numId="3">
     <w:abstractNumId w:val="12"/>
   </w:num>
-  <w:num w:numId="4" w16cid:durableId="487793937">
+  <w:num w:numId="4">
     <w:abstractNumId w:val="5"/>
   </w:num>
-  <w:num w:numId="5" w16cid:durableId="1673297106">
+  <w:num w:numId="5">
     <w:abstractNumId w:val="4"/>
   </w:num>
-  <w:num w:numId="6" w16cid:durableId="1392076674">
+  <w:num w:numId="6">
     <w:abstractNumId w:val="8"/>
   </w:num>
-  <w:num w:numId="7" w16cid:durableId="1945112580">
+  <w:num w:numId="7">
     <w:abstractNumId w:val="1"/>
   </w:num>
-  <w:num w:numId="8" w16cid:durableId="167411167">
+  <w:num w:numId="8">
     <w:abstractNumId w:val="11"/>
   </w:num>
-  <w:num w:numId="9" w16cid:durableId="1868056001">
+  <w:num w:numId="9">
     <w:abstractNumId w:val="0"/>
   </w:num>
-  <w:num w:numId="10" w16cid:durableId="1027218809">
+  <w:num w:numId="10">
     <w:abstractNumId w:val="3"/>
   </w:num>
-  <w:num w:numId="11" w16cid:durableId="1550264026">
+  <w:num w:numId="11">
     <w:abstractNumId w:val="10"/>
   </w:num>
-  <w:num w:numId="12" w16cid:durableId="379789987">
+  <w:num w:numId="12">
     <w:abstractNumId w:val="2"/>
   </w:num>
-  <w:num w:numId="13" w16cid:durableId="1391928226">
+  <w:num w:numId="13">
     <w:abstractNumId w:val="13"/>
   </w:num>
-  <w:num w:numId="14" w16cid:durableId="667292812">
+  <w:num w:numId="14">
     <w:abstractNumId w:val="7"/>
   </w:num>
-  <w:num w:numId="15" w16cid:durableId="729811673">
+  <w:num w:numId="15">
     <w:abstractNumId w:val="6"/>
   </w:num>
 </w:numbering>
 </file>
 
 <file path=word/styles.xml><?xml version="1.0" encoding="utf-8"?>
-<w:styles xmlns:mc="http://schemas.openxmlformats.org/markup-compatibility/2006" xmlns:r="http://schemas.openxmlformats.org/officeDocument/2006/relationships" xmlns:w="http://schemas.openxmlformats.org/wordprocessingml/2006/main" xmlns:w14="http://schemas.microsoft.com/office/word/2010/wordml" xmlns:w15="http://schemas.microsoft.com/office/word/2012/wordml" xmlns:w16cex="http://schemas.microsoft.com/office/word/2018/wordml/cex" xmlns:w16cid="http://schemas.microsoft.com/office/word/2016/wordml/cid" xmlns:w16="http://schemas.microsoft.com/office/word/2018/wordml" xmlns:w16du="http://schemas.microsoft.com/office/word/2023/wordml/word16du" xmlns:w16sdtdh="http://schemas.microsoft.com/office/word/2020/wordml/sdtdatahash" xmlns:w16sdtfl="http://schemas.microsoft.com/office/word/2024/wordml/sdtformatlock" xmlns:w16se="http://schemas.microsoft.com/office/word/2015/wordml/symex" mc:Ignorable="w14 w15 w16se w16cid w16 w16cex w16sdtdh w16sdtfl w16du">
+<w:styles xmlns:mc="http://schemas.openxmlformats.org/markup-compatibility/2006" xmlns:r="http://schemas.openxmlformats.org/officeDocument/2006/relationships" xmlns:w="http://schemas.openxmlformats.org/wordprocessingml/2006/main" xmlns:w14="http://schemas.microsoft.com/office/word/2010/wordml" xmlns:w15="http://schemas.microsoft.com/office/word/2012/wordml" xmlns:w16cex="http://schemas.microsoft.com/office/word/2018/wordml/cex" xmlns:w16cid="http://schemas.microsoft.com/office/word/2016/wordml/cid" xmlns:w16="http://schemas.microsoft.com/office/word/2018/wordml" xmlns:w16sdtdh="http://schemas.microsoft.com/office/word/2020/wordml/sdtdatahash" xmlns:w16se="http://schemas.microsoft.com/office/word/2015/wordml/symex" mc:Ignorable="w14 w15 w16se w16cid w16 w16cex w16sdtdh">
   <w:docDefaults>
     <w:rPrDefault>
       <w:rPr>
@@ -7004,6 +6976,7 @@
   <w:style w:type="character" w:default="1" w:styleId="DefaultParagraphFont">
     <w:name w:val="Default Paragraph Font"/>
     <w:uiPriority w:val="1"/>
+    <w:semiHidden/>
     <w:unhideWhenUsed/>
   </w:style>
   <w:style w:type="table" w:default="1" w:styleId="TableNormal">
